--- a/project11/2023101156张佳怡shiyan11.docx
+++ b/project11/2023101156张佳怡shiyan11.docx
@@ -99,19 +99,8 @@
           <w:szCs w:val="28"/>
           <w:u w:val="single"/>
         </w:rPr>
-        <w:t>赵乘</w:t>
-      </w:r>
-      <w:proofErr w:type="gramStart"/>
-      <w:r>
-        <w:rPr>
-          <w:rFonts w:ascii="宋体" w:hAnsi="宋体" w:hint="eastAsia"/>
-          <w:sz w:val="28"/>
-          <w:szCs w:val="28"/>
-          <w:u w:val="single"/>
-        </w:rPr>
-        <w:t>骥</w:t>
-      </w:r>
-      <w:proofErr w:type="gramEnd"/>
+        <w:t>赵乘骥</w:t>
+      </w:r>
       <w:r>
         <w:rPr>
           <w:rFonts w:ascii="宋体" w:hAnsi="宋体"/>
@@ -688,7 +677,7 @@
         </w:numPr>
         <w:spacing w:line="300" w:lineRule="auto"/>
         <w:rPr>
-          <w:rFonts w:ascii="宋体" w:eastAsia="宋体" w:hAnsi="宋体"/>
+          <w:rFonts w:ascii="宋体" w:eastAsia="宋体" w:hAnsi="宋体" w:hint="eastAsia"/>
           <w:sz w:val="24"/>
           <w:szCs w:val="28"/>
           <w:lang w:eastAsia="zh-CN"/>
@@ -713,82 +702,18 @@
         </w:numPr>
         <w:spacing w:line="300" w:lineRule="auto"/>
         <w:rPr>
+          <w:rFonts w:ascii="宋体" w:eastAsia="宋体" w:hAnsi="宋体" w:hint="eastAsia"/>
+          <w:sz w:val="24"/>
+          <w:szCs w:val="28"/>
+        </w:rPr>
+      </w:pPr>
+      <w:r>
+        <w:rPr>
           <w:rFonts w:ascii="宋体" w:eastAsia="宋体" w:hAnsi="宋体"/>
           <w:sz w:val="24"/>
           <w:szCs w:val="28"/>
         </w:rPr>
-      </w:pPr>
-      <w:proofErr w:type="spellStart"/>
-      <w:r>
-        <w:rPr>
-          <w:rFonts w:ascii="宋体" w:eastAsia="宋体" w:hAnsi="宋体"/>
-          <w:sz w:val="24"/>
-          <w:szCs w:val="28"/>
-        </w:rPr>
-        <w:t>掌握使用</w:t>
-      </w:r>
-      <w:proofErr w:type="spellEnd"/>
-      <w:r>
-        <w:rPr>
-          <w:rFonts w:ascii="宋体" w:eastAsia="宋体" w:hAnsi="宋体"/>
-          <w:sz w:val="24"/>
-          <w:szCs w:val="28"/>
-        </w:rPr>
-        <w:t xml:space="preserve"> </w:t>
-      </w:r>
-      <w:proofErr w:type="spellStart"/>
-      <w:r>
-        <w:rPr>
-          <w:rFonts w:ascii="宋体" w:eastAsia="宋体" w:hAnsi="宋体"/>
-          <w:sz w:val="24"/>
-          <w:szCs w:val="28"/>
-        </w:rPr>
-        <w:t>MediaPipe</w:t>
-      </w:r>
-      <w:proofErr w:type="spellEnd"/>
-      <w:r>
-        <w:rPr>
-          <w:rFonts w:ascii="宋体" w:eastAsia="宋体" w:hAnsi="宋体"/>
-          <w:sz w:val="24"/>
-          <w:szCs w:val="28"/>
-        </w:rPr>
-        <w:t xml:space="preserve"> Pose </w:t>
-      </w:r>
-      <w:proofErr w:type="spellStart"/>
-      <w:r>
-        <w:rPr>
-          <w:rFonts w:ascii="宋体" w:eastAsia="宋体" w:hAnsi="宋体"/>
-          <w:sz w:val="24"/>
-          <w:szCs w:val="28"/>
-        </w:rPr>
-        <w:t>从视频帧中提取人体</w:t>
-      </w:r>
-      <w:proofErr w:type="spellEnd"/>
-      <w:r>
-        <w:rPr>
-          <w:rFonts w:ascii="宋体" w:eastAsia="宋体" w:hAnsi="宋体"/>
-          <w:sz w:val="24"/>
-          <w:szCs w:val="28"/>
-        </w:rPr>
-        <w:t xml:space="preserve"> 33 </w:t>
-      </w:r>
-      <w:proofErr w:type="spellStart"/>
-      <w:r>
-        <w:rPr>
-          <w:rFonts w:ascii="宋体" w:eastAsia="宋体" w:hAnsi="宋体"/>
-          <w:sz w:val="24"/>
-          <w:szCs w:val="28"/>
-        </w:rPr>
-        <w:t>个关键点的方法</w:t>
-      </w:r>
-      <w:proofErr w:type="spellEnd"/>
-      <w:r>
-        <w:rPr>
-          <w:rFonts w:ascii="宋体" w:eastAsia="宋体" w:hAnsi="宋体"/>
-          <w:sz w:val="24"/>
-          <w:szCs w:val="28"/>
-        </w:rPr>
-        <w:t>。</w:t>
+        <w:t>掌握使用 MediaPipe Pose 从视频帧中提取人体 33 个关键点的方法。</w:t>
       </w:r>
     </w:p>
     <w:p>
@@ -800,7 +725,7 @@
         </w:numPr>
         <w:spacing w:line="300" w:lineRule="auto"/>
         <w:rPr>
-          <w:rFonts w:ascii="宋体" w:eastAsia="宋体" w:hAnsi="宋体"/>
+          <w:rFonts w:ascii="宋体" w:eastAsia="宋体" w:hAnsi="宋体" w:hint="eastAsia"/>
           <w:sz w:val="24"/>
           <w:szCs w:val="28"/>
           <w:lang w:eastAsia="zh-CN"/>
@@ -825,64 +750,18 @@
         </w:numPr>
         <w:spacing w:line="300" w:lineRule="auto"/>
         <w:rPr>
+          <w:rFonts w:ascii="宋体" w:eastAsia="宋体" w:hAnsi="宋体" w:hint="eastAsia"/>
+          <w:sz w:val="24"/>
+          <w:szCs w:val="28"/>
+        </w:rPr>
+      </w:pPr>
+      <w:r>
+        <w:rPr>
           <w:rFonts w:ascii="宋体" w:eastAsia="宋体" w:hAnsi="宋体"/>
           <w:sz w:val="24"/>
           <w:szCs w:val="28"/>
         </w:rPr>
-      </w:pPr>
-      <w:proofErr w:type="spellStart"/>
-      <w:r>
-        <w:rPr>
-          <w:rFonts w:ascii="宋体" w:eastAsia="宋体" w:hAnsi="宋体"/>
-          <w:sz w:val="24"/>
-          <w:szCs w:val="28"/>
-        </w:rPr>
-        <w:t>实现一个轻量级</w:t>
-      </w:r>
-      <w:proofErr w:type="spellEnd"/>
-      <w:r>
-        <w:rPr>
-          <w:rFonts w:ascii="宋体" w:eastAsia="宋体" w:hAnsi="宋体"/>
-          <w:sz w:val="24"/>
-          <w:szCs w:val="28"/>
-        </w:rPr>
-        <w:t xml:space="preserve"> Skeleton </w:t>
-      </w:r>
-      <w:proofErr w:type="spellStart"/>
-      <w:r>
-        <w:rPr>
-          <w:rFonts w:ascii="宋体" w:eastAsia="宋体" w:hAnsi="宋体"/>
-          <w:sz w:val="24"/>
-          <w:szCs w:val="28"/>
-        </w:rPr>
-        <w:t>Transformer，用</w:t>
-      </w:r>
-      <w:proofErr w:type="spellEnd"/>
-      <w:r>
-        <w:rPr>
-          <w:rFonts w:ascii="宋体" w:eastAsia="宋体" w:hAnsi="宋体"/>
-          <w:sz w:val="24"/>
-          <w:szCs w:val="28"/>
-        </w:rPr>
-        <w:t xml:space="preserve"> Transformer Encoder </w:t>
-      </w:r>
-      <w:proofErr w:type="spellStart"/>
-      <w:r>
-        <w:rPr>
-          <w:rFonts w:ascii="宋体" w:eastAsia="宋体" w:hAnsi="宋体"/>
-          <w:sz w:val="24"/>
-          <w:szCs w:val="28"/>
-        </w:rPr>
-        <w:t>对动作序列分类</w:t>
-      </w:r>
-      <w:proofErr w:type="spellEnd"/>
-      <w:r>
-        <w:rPr>
-          <w:rFonts w:ascii="宋体" w:eastAsia="宋体" w:hAnsi="宋体"/>
-          <w:sz w:val="24"/>
-          <w:szCs w:val="28"/>
-        </w:rPr>
-        <w:t>。</w:t>
+        <w:t>实现一个轻量级 Skeleton Transformer，用 Transformer Encoder 对动作序列分类。</w:t>
       </w:r>
     </w:p>
     <w:p>
@@ -894,7 +773,7 @@
         </w:numPr>
         <w:spacing w:line="300" w:lineRule="auto"/>
         <w:rPr>
-          <w:rFonts w:ascii="宋体" w:eastAsia="宋体" w:hAnsi="宋体"/>
+          <w:rFonts w:ascii="宋体" w:eastAsia="宋体" w:hAnsi="宋体" w:hint="eastAsia"/>
           <w:sz w:val="24"/>
           <w:szCs w:val="28"/>
           <w:lang w:eastAsia="zh-CN"/>
@@ -919,7 +798,7 @@
         </w:numPr>
         <w:spacing w:line="300" w:lineRule="auto"/>
         <w:rPr>
-          <w:rFonts w:ascii="宋体" w:eastAsia="宋体" w:hAnsi="宋体"/>
+          <w:rFonts w:ascii="宋体" w:eastAsia="宋体" w:hAnsi="宋体" w:hint="eastAsia"/>
           <w:sz w:val="24"/>
           <w:szCs w:val="28"/>
           <w:lang w:eastAsia="zh-CN"/>
@@ -968,18 +847,25 @@
         <w:spacing w:beforeAutospacing="1" w:afterAutospacing="1" w:line="300" w:lineRule="auto"/>
         <w:ind w:left="580" w:firstLine="480"/>
         <w:rPr>
+          <w:sz w:val="24"/>
+          <w:szCs w:val="32"/>
+        </w:rPr>
+      </w:pPr>
+      <w:r>
+        <w:rPr>
           <w:rFonts w:hint="eastAsia"/>
           <w:sz w:val="24"/>
           <w:szCs w:val="32"/>
         </w:rPr>
-      </w:pPr>
+        <w:t>本实验采用人体骨架序列</w:t>
+      </w:r>
       <w:r>
         <w:rPr>
           <w:rFonts w:hint="eastAsia"/>
           <w:sz w:val="24"/>
           <w:szCs w:val="32"/>
         </w:rPr>
-        <w:t>本实验采用人体骨架序列</w:t>
+        <w:t xml:space="preserve"> + Transformer </w:t>
       </w:r>
       <w:r>
         <w:rPr>
@@ -987,7 +873,7 @@
           <w:sz w:val="24"/>
           <w:szCs w:val="32"/>
         </w:rPr>
-        <w:t xml:space="preserve"> + Transformer </w:t>
+        <w:t>编码器的方案对羽毛球击球动作进行分类。首先利用</w:t>
       </w:r>
       <w:r>
         <w:rPr>
@@ -995,7 +881,7 @@
           <w:sz w:val="24"/>
           <w:szCs w:val="32"/>
         </w:rPr>
-        <w:t>编码器的方案对羽毛球击球动作进行分类。首先利用</w:t>
+        <w:t xml:space="preserve"> MediaPipe Pose </w:t>
       </w:r>
       <w:r>
         <w:rPr>
@@ -1003,25 +889,23 @@
           <w:sz w:val="24"/>
           <w:szCs w:val="32"/>
         </w:rPr>
-        <w:t xml:space="preserve"> </w:t>
-      </w:r>
-      <w:proofErr w:type="spellStart"/>
+        <w:t>从原始视频中逐帧提取</w:t>
+      </w:r>
       <w:r>
         <w:rPr>
           <w:rFonts w:hint="eastAsia"/>
           <w:sz w:val="24"/>
           <w:szCs w:val="32"/>
         </w:rPr>
-        <w:t>MediaPipe</w:t>
-      </w:r>
-      <w:proofErr w:type="spellEnd"/>
+        <w:t xml:space="preserve"> 33 </w:t>
+      </w:r>
       <w:r>
         <w:rPr>
           <w:rFonts w:hint="eastAsia"/>
           <w:sz w:val="24"/>
           <w:szCs w:val="32"/>
         </w:rPr>
-        <w:t xml:space="preserve"> Pose </w:t>
+        <w:t>个人体关键点的二维坐标、深度及可见度，每帧形成一个</w:t>
       </w:r>
       <w:r>
         <w:rPr>
@@ -1029,43 +913,39 @@
           <w:sz w:val="24"/>
           <w:szCs w:val="32"/>
         </w:rPr>
-        <w:t>从原始视频</w:t>
-      </w:r>
-      <w:proofErr w:type="gramStart"/>
+        <w:t xml:space="preserve"> 132 </w:t>
+      </w:r>
       <w:r>
         <w:rPr>
           <w:rFonts w:hint="eastAsia"/>
           <w:sz w:val="24"/>
           <w:szCs w:val="32"/>
         </w:rPr>
-        <w:t>中逐帧提取</w:t>
-      </w:r>
-      <w:proofErr w:type="gramEnd"/>
+        <w:t>维的骨架特征向量。然后对每个视频的帧序列进行线性插值重采样，统一为</w:t>
+      </w:r>
       <w:r>
         <w:rPr>
           <w:rFonts w:hint="eastAsia"/>
           <w:sz w:val="24"/>
           <w:szCs w:val="32"/>
         </w:rPr>
-        <w:t xml:space="preserve"> 33 </w:t>
-      </w:r>
-      <w:proofErr w:type="gramStart"/>
+        <w:t xml:space="preserve"> 30 </w:t>
+      </w:r>
       <w:r>
         <w:rPr>
           <w:rFonts w:hint="eastAsia"/>
           <w:sz w:val="24"/>
           <w:szCs w:val="32"/>
         </w:rPr>
-        <w:t>个</w:t>
-      </w:r>
-      <w:proofErr w:type="gramEnd"/>
+        <w:t>帧。为消除人物体型、拍摄距离的影响，对骨架进行归一化：以左右髋部中心为原点，以肩宽为尺度进行平移和缩放。最终每个样本的输入形状为</w:t>
+      </w:r>
       <w:r>
         <w:rPr>
           <w:rFonts w:hint="eastAsia"/>
           <w:sz w:val="24"/>
           <w:szCs w:val="32"/>
         </w:rPr>
-        <w:t>人体关键点的二维坐标、深度及可见度，每帧形成一个</w:t>
+        <w:t xml:space="preserve"> (30, 132)</w:t>
       </w:r>
       <w:r>
         <w:rPr>
@@ -1073,7 +953,7 @@
           <w:sz w:val="24"/>
           <w:szCs w:val="32"/>
         </w:rPr>
-        <w:t xml:space="preserve"> 132 </w:t>
+        <w:t>。整个数据集按</w:t>
       </w:r>
       <w:r>
         <w:rPr>
@@ -1081,7 +961,7 @@
           <w:sz w:val="24"/>
           <w:szCs w:val="32"/>
         </w:rPr>
-        <w:t>维的骨架特征向量。然后对每个视频的帧序列进行线性插值重采样，统一为</w:t>
+        <w:t xml:space="preserve"> 8:2 </w:t>
       </w:r>
       <w:r>
         <w:rPr>
@@ -1089,7 +969,7 @@
           <w:sz w:val="24"/>
           <w:szCs w:val="32"/>
         </w:rPr>
-        <w:t xml:space="preserve"> 30 </w:t>
+        <w:t>划分为训练集和测试集，共获得</w:t>
       </w:r>
       <w:r>
         <w:rPr>
@@ -1097,7 +977,7 @@
           <w:sz w:val="24"/>
           <w:szCs w:val="32"/>
         </w:rPr>
-        <w:t>帧。为消除人物体型、拍摄距离的影响，对骨架进行归一化：以左右髋部中心为原点，以肩宽为尺度进行平移和缩放。最终每个样本的输入形状为</w:t>
+        <w:t xml:space="preserve"> 616 </w:t>
       </w:r>
       <w:r>
         <w:rPr>
@@ -1105,7 +985,7 @@
           <w:sz w:val="24"/>
           <w:szCs w:val="32"/>
         </w:rPr>
-        <w:t xml:space="preserve"> (30, 132)</w:t>
+        <w:t>个训练样本和</w:t>
       </w:r>
       <w:r>
         <w:rPr>
@@ -1113,85 +993,15 @@
           <w:sz w:val="24"/>
           <w:szCs w:val="32"/>
         </w:rPr>
-        <w:t>。整个</w:t>
-      </w:r>
-      <w:proofErr w:type="gramStart"/>
+        <w:t xml:space="preserve"> 155 </w:t>
+      </w:r>
       <w:r>
         <w:rPr>
           <w:rFonts w:hint="eastAsia"/>
           <w:sz w:val="24"/>
           <w:szCs w:val="32"/>
         </w:rPr>
-        <w:t>数据集按</w:t>
-      </w:r>
-      <w:proofErr w:type="gramEnd"/>
-      <w:r>
-        <w:rPr>
-          <w:rFonts w:hint="eastAsia"/>
-          <w:sz w:val="24"/>
-          <w:szCs w:val="32"/>
-        </w:rPr>
-        <w:t xml:space="preserve"> 8:2 </w:t>
-      </w:r>
-      <w:r>
-        <w:rPr>
-          <w:rFonts w:hint="eastAsia"/>
-          <w:sz w:val="24"/>
-          <w:szCs w:val="32"/>
-        </w:rPr>
-        <w:t>划分为训练集和测试集，共获得</w:t>
-      </w:r>
-      <w:r>
-        <w:rPr>
-          <w:rFonts w:hint="eastAsia"/>
-          <w:sz w:val="24"/>
-          <w:szCs w:val="32"/>
-        </w:rPr>
-        <w:t xml:space="preserve"> 616 </w:t>
-      </w:r>
-      <w:proofErr w:type="gramStart"/>
-      <w:r>
-        <w:rPr>
-          <w:rFonts w:hint="eastAsia"/>
-          <w:sz w:val="24"/>
-          <w:szCs w:val="32"/>
-        </w:rPr>
-        <w:t>个</w:t>
-      </w:r>
-      <w:proofErr w:type="gramEnd"/>
-      <w:r>
-        <w:rPr>
-          <w:rFonts w:hint="eastAsia"/>
-          <w:sz w:val="24"/>
-          <w:szCs w:val="32"/>
-        </w:rPr>
-        <w:t>训练样本和</w:t>
-      </w:r>
-      <w:r>
-        <w:rPr>
-          <w:rFonts w:hint="eastAsia"/>
-          <w:sz w:val="24"/>
-          <w:szCs w:val="32"/>
-        </w:rPr>
-        <w:t xml:space="preserve"> 155 </w:t>
-      </w:r>
-      <w:proofErr w:type="gramStart"/>
-      <w:r>
-        <w:rPr>
-          <w:rFonts w:hint="eastAsia"/>
-          <w:sz w:val="24"/>
-          <w:szCs w:val="32"/>
-        </w:rPr>
-        <w:t>个</w:t>
-      </w:r>
-      <w:proofErr w:type="gramEnd"/>
-      <w:r>
-        <w:rPr>
-          <w:rFonts w:hint="eastAsia"/>
-          <w:sz w:val="24"/>
-          <w:szCs w:val="32"/>
-        </w:rPr>
-        <w:t>测试样本。</w:t>
+        <w:t>个测试样本。</w:t>
       </w:r>
     </w:p>
     <w:p>
@@ -1224,7 +1034,7 @@
       <w:pPr>
         <w:spacing w:line="300" w:lineRule="auto"/>
         <w:rPr>
-          <w:rFonts w:ascii="宋体" w:hAnsi="宋体"/>
+          <w:rFonts w:ascii="宋体" w:hAnsi="宋体" w:hint="eastAsia"/>
           <w:sz w:val="24"/>
           <w:szCs w:val="32"/>
         </w:rPr>
@@ -1282,7 +1092,7 @@
         <w:spacing w:line="300" w:lineRule="auto"/>
         <w:ind w:firstLineChars="0"/>
         <w:rPr>
-          <w:rFonts w:ascii="宋体" w:hAnsi="宋体"/>
+          <w:rFonts w:ascii="宋体" w:hAnsi="宋体" w:hint="eastAsia"/>
           <w:sz w:val="24"/>
           <w:szCs w:val="32"/>
         </w:rPr>
@@ -1303,25 +1113,7 @@
           <w:sz w:val="24"/>
           <w:szCs w:val="32"/>
         </w:rPr>
-        <w:t xml:space="preserve">132 → 128 维，将每帧骨架映射到 </w:t>
-      </w:r>
-      <w:proofErr w:type="spellStart"/>
-      <w:r>
-        <w:rPr>
-          <w:rFonts w:ascii="宋体" w:hAnsi="宋体" w:hint="eastAsia"/>
-          <w:sz w:val="24"/>
-          <w:szCs w:val="32"/>
-        </w:rPr>
-        <w:t>d_model</w:t>
-      </w:r>
-      <w:proofErr w:type="spellEnd"/>
-      <w:r>
-        <w:rPr>
-          <w:rFonts w:ascii="宋体" w:hAnsi="宋体" w:hint="eastAsia"/>
-          <w:sz w:val="24"/>
-          <w:szCs w:val="32"/>
-        </w:rPr>
-        <w:t>=128 的空间。</w:t>
+        <w:t>132 → 128 维，将每帧骨架映射到 d_model=128 的空间。</w:t>
       </w:r>
     </w:p>
     <w:p>
@@ -1334,7 +1126,7 @@
         <w:spacing w:line="300" w:lineRule="auto"/>
         <w:ind w:firstLineChars="0"/>
         <w:rPr>
-          <w:rFonts w:ascii="宋体" w:hAnsi="宋体"/>
+          <w:rFonts w:ascii="宋体" w:hAnsi="宋体" w:hint="eastAsia"/>
           <w:sz w:val="24"/>
           <w:szCs w:val="32"/>
         </w:rPr>
@@ -1368,7 +1160,7 @@
         <w:spacing w:line="300" w:lineRule="auto"/>
         <w:ind w:firstLineChars="0"/>
         <w:rPr>
-          <w:rFonts w:ascii="宋体" w:hAnsi="宋体"/>
+          <w:rFonts w:ascii="宋体" w:hAnsi="宋体" w:hint="eastAsia"/>
           <w:sz w:val="24"/>
           <w:szCs w:val="32"/>
         </w:rPr>
@@ -1389,61 +1181,7 @@
           <w:sz w:val="24"/>
           <w:szCs w:val="32"/>
         </w:rPr>
-        <w:t>2 层，每层包含 4 头自注意力（</w:t>
-      </w:r>
-      <w:proofErr w:type="spellStart"/>
-      <w:r>
-        <w:rPr>
-          <w:rFonts w:ascii="宋体" w:hAnsi="宋体" w:hint="eastAsia"/>
-          <w:sz w:val="24"/>
-          <w:szCs w:val="32"/>
-        </w:rPr>
-        <w:t>nhead</w:t>
-      </w:r>
-      <w:proofErr w:type="spellEnd"/>
-      <w:r>
-        <w:rPr>
-          <w:rFonts w:ascii="宋体" w:hAnsi="宋体" w:hint="eastAsia"/>
-          <w:sz w:val="24"/>
-          <w:szCs w:val="32"/>
-        </w:rPr>
-        <w:t>=4）和前馈网络（</w:t>
-      </w:r>
-      <w:proofErr w:type="spellStart"/>
-      <w:r>
-        <w:rPr>
-          <w:rFonts w:ascii="宋体" w:hAnsi="宋体" w:hint="eastAsia"/>
-          <w:sz w:val="24"/>
-          <w:szCs w:val="32"/>
-        </w:rPr>
-        <w:t>dim_feedforward</w:t>
-      </w:r>
-      <w:proofErr w:type="spellEnd"/>
-      <w:r>
-        <w:rPr>
-          <w:rFonts w:ascii="宋体" w:hAnsi="宋体" w:hint="eastAsia"/>
-          <w:sz w:val="24"/>
-          <w:szCs w:val="32"/>
-        </w:rPr>
-        <w:t>=256），dropout=0.1，</w:t>
-      </w:r>
-      <w:proofErr w:type="spellStart"/>
-      <w:r>
-        <w:rPr>
-          <w:rFonts w:ascii="宋体" w:hAnsi="宋体" w:hint="eastAsia"/>
-          <w:sz w:val="24"/>
-          <w:szCs w:val="32"/>
-        </w:rPr>
-        <w:t>batch_first</w:t>
-      </w:r>
-      <w:proofErr w:type="spellEnd"/>
-      <w:r>
-        <w:rPr>
-          <w:rFonts w:ascii="宋体" w:hAnsi="宋体" w:hint="eastAsia"/>
-          <w:sz w:val="24"/>
-          <w:szCs w:val="32"/>
-        </w:rPr>
-        <w:t>=True。</w:t>
+        <w:t>2 层，每层包含 4 头自注意力（nhead=4）和前馈网络（dim_feedforward=256），dropout=0.1，batch_first=True。</w:t>
       </w:r>
     </w:p>
     <w:p>
@@ -1471,23 +1209,13 @@
         </w:rPr>
         <w:t>池化：</w:t>
       </w:r>
-      <w:proofErr w:type="gramStart"/>
-      <w:r>
-        <w:rPr>
-          <w:rFonts w:ascii="宋体" w:hAnsi="宋体" w:hint="eastAsia"/>
-          <w:sz w:val="24"/>
-          <w:szCs w:val="32"/>
-        </w:rPr>
-        <w:t>沿时间维度取</w:t>
-      </w:r>
-      <w:proofErr w:type="gramEnd"/>
-      <w:r>
-        <w:rPr>
-          <w:rFonts w:ascii="宋体" w:hAnsi="宋体" w:hint="eastAsia"/>
-          <w:sz w:val="24"/>
-          <w:szCs w:val="32"/>
-        </w:rPr>
-        <w:t>均值，将序列信息聚合为一个 128 维向量。</w:t>
+      <w:r>
+        <w:rPr>
+          <w:rFonts w:ascii="宋体" w:hAnsi="宋体" w:hint="eastAsia"/>
+          <w:sz w:val="24"/>
+          <w:szCs w:val="32"/>
+        </w:rPr>
+        <w:t>沿时间维度取均值，将序列信息聚合为一个 128 维向量。</w:t>
       </w:r>
     </w:p>
     <w:p>
@@ -1516,23 +1244,13 @@
         <w:lastRenderedPageBreak/>
         <w:t>归一化与丢弃：</w:t>
       </w:r>
-      <w:proofErr w:type="spellStart"/>
-      <w:r>
-        <w:rPr>
-          <w:rFonts w:ascii="宋体" w:hAnsi="宋体" w:hint="eastAsia"/>
-          <w:sz w:val="24"/>
-          <w:szCs w:val="32"/>
-        </w:rPr>
-        <w:t>LayerNorm</w:t>
-      </w:r>
-      <w:proofErr w:type="spellEnd"/>
-      <w:r>
-        <w:rPr>
-          <w:rFonts w:ascii="宋体" w:hAnsi="宋体" w:hint="eastAsia"/>
-          <w:sz w:val="24"/>
-          <w:szCs w:val="32"/>
-        </w:rPr>
-        <w:t xml:space="preserve"> + Dropout(0.1)。</w:t>
+      <w:r>
+        <w:rPr>
+          <w:rFonts w:ascii="宋体" w:hAnsi="宋体" w:hint="eastAsia"/>
+          <w:sz w:val="24"/>
+          <w:szCs w:val="32"/>
+        </w:rPr>
+        <w:t>LayerNorm + Dropout(0.1)。</w:t>
       </w:r>
     </w:p>
     <w:p>
@@ -1545,7 +1263,7 @@
         <w:spacing w:line="300" w:lineRule="auto"/>
         <w:ind w:firstLineChars="0"/>
         <w:rPr>
-          <w:rFonts w:ascii="宋体" w:hAnsi="宋体"/>
+          <w:rFonts w:ascii="宋体" w:hAnsi="宋体" w:hint="eastAsia"/>
           <w:sz w:val="24"/>
           <w:szCs w:val="32"/>
         </w:rPr>
@@ -1566,32 +1284,14 @@
           <w:sz w:val="24"/>
           <w:szCs w:val="32"/>
         </w:rPr>
-        <w:t xml:space="preserve">：线性层 128 → 6，输出 6 </w:t>
-      </w:r>
-      <w:proofErr w:type="gramStart"/>
-      <w:r>
-        <w:rPr>
-          <w:rFonts w:ascii="宋体" w:hAnsi="宋体" w:hint="eastAsia"/>
-          <w:sz w:val="24"/>
-          <w:szCs w:val="32"/>
-        </w:rPr>
-        <w:t>个</w:t>
-      </w:r>
-      <w:proofErr w:type="gramEnd"/>
-      <w:r>
-        <w:rPr>
-          <w:rFonts w:ascii="宋体" w:hAnsi="宋体" w:hint="eastAsia"/>
-          <w:sz w:val="24"/>
-          <w:szCs w:val="32"/>
-        </w:rPr>
-        <w:t>击球类别的 logits。</w:t>
+        <w:t>：线性层 128 → 6，输出 6 个击球类别的 logits。</w:t>
       </w:r>
     </w:p>
     <w:p>
       <w:pPr>
         <w:spacing w:line="300" w:lineRule="auto"/>
         <w:rPr>
-          <w:rFonts w:ascii="宋体" w:hAnsi="宋体"/>
+          <w:rFonts w:ascii="宋体" w:hAnsi="宋体" w:hint="eastAsia"/>
           <w:sz w:val="24"/>
           <w:szCs w:val="32"/>
         </w:rPr>
@@ -1617,7 +1317,7 @@
       <w:pPr>
         <w:spacing w:line="300" w:lineRule="auto"/>
         <w:rPr>
-          <w:rFonts w:ascii="宋体" w:hAnsi="宋体"/>
+          <w:rFonts w:ascii="宋体" w:hAnsi="宋体" w:hint="eastAsia"/>
           <w:sz w:val="24"/>
           <w:szCs w:val="32"/>
         </w:rPr>
@@ -1684,14 +1384,15 @@
         <w:spacing w:line="300" w:lineRule="auto"/>
         <w:jc w:val="center"/>
         <w:rPr>
+          <w:rFonts w:ascii="宋体" w:hAnsi="宋体" w:hint="eastAsia"/>
+          <w:sz w:val="24"/>
+          <w:szCs w:val="32"/>
+        </w:rPr>
+      </w:pPr>
+      <w:r>
+        <w:rPr>
           <w:rFonts w:ascii="宋体" w:hAnsi="宋体"/>
-          <w:sz w:val="24"/>
-          <w:szCs w:val="32"/>
-        </w:rPr>
-      </w:pPr>
-      <w:r>
-        <w:rPr>
-          <w:rFonts w:ascii="宋体" w:hAnsi="宋体"/>
+          <w:noProof/>
           <w:sz w:val="24"/>
           <w:szCs w:val="32"/>
         </w:rPr>
@@ -1737,7 +1438,7 @@
         <w:spacing w:line="300" w:lineRule="auto"/>
         <w:jc w:val="center"/>
         <w:rPr>
-          <w:rFonts w:ascii="宋体" w:hAnsi="宋体"/>
+          <w:rFonts w:ascii="宋体" w:hAnsi="宋体" w:hint="eastAsia"/>
           <w:sz w:val="24"/>
           <w:szCs w:val="32"/>
         </w:rPr>
@@ -1756,7 +1457,7 @@
         <w:spacing w:line="300" w:lineRule="auto"/>
         <w:jc w:val="left"/>
         <w:rPr>
-          <w:rFonts w:ascii="宋体" w:hAnsi="宋体"/>
+          <w:rFonts w:ascii="宋体" w:hAnsi="宋体" w:hint="eastAsia"/>
           <w:sz w:val="24"/>
           <w:szCs w:val="32"/>
         </w:rPr>
@@ -1769,7 +1470,7 @@
           <w:szCs w:val="32"/>
         </w:rPr>
         <w:drawing>
-          <wp:inline distT="0" distB="0" distL="0" distR="0" wp14:anchorId="3F79E8EB" wp14:editId="40BA7990">
+          <wp:inline distT="0" distB="0" distL="0" distR="0" wp14:anchorId="3F79E8EB" wp14:editId="190F118C">
             <wp:extent cx="6120130" cy="1141730"/>
             <wp:effectExtent l="0" t="0" r="0" b="1270"/>
             <wp:docPr id="496738408" name="图片 1"/>
@@ -1823,36 +1524,26 @@
         <w:spacing w:line="300" w:lineRule="auto"/>
         <w:jc w:val="left"/>
         <w:rPr>
+          <w:rFonts w:ascii="宋体" w:hAnsi="宋体" w:hint="eastAsia"/>
+          <w:sz w:val="24"/>
+          <w:szCs w:val="32"/>
+        </w:rPr>
+      </w:pPr>
+      <w:r>
+        <w:rPr>
+          <w:rFonts w:ascii="宋体" w:hAnsi="宋体" w:hint="eastAsia"/>
+          <w:sz w:val="24"/>
+          <w:szCs w:val="32"/>
+        </w:rPr>
+        <w:t>对视频</w:t>
+      </w:r>
+      <w:r>
+        <w:rPr>
           <w:rFonts w:ascii="宋体" w:hAnsi="宋体"/>
           <w:sz w:val="24"/>
           <w:szCs w:val="32"/>
         </w:rPr>
-      </w:pPr>
-      <w:r>
-        <w:rPr>
-          <w:rFonts w:ascii="宋体" w:hAnsi="宋体" w:hint="eastAsia"/>
-          <w:sz w:val="24"/>
-          <w:szCs w:val="32"/>
-        </w:rPr>
-        <w:t>对视频</w:t>
-      </w:r>
-      <w:proofErr w:type="spellStart"/>
-      <w:r>
-        <w:rPr>
-          <w:rFonts w:ascii="宋体" w:hAnsi="宋体"/>
-          <w:sz w:val="24"/>
-          <w:szCs w:val="32"/>
-        </w:rPr>
-        <w:t>badminton_stroke_video</w:t>
-      </w:r>
-      <w:proofErr w:type="spellEnd"/>
-      <w:r>
-        <w:rPr>
-          <w:rFonts w:ascii="宋体" w:hAnsi="宋体"/>
-          <w:sz w:val="24"/>
-          <w:szCs w:val="32"/>
-        </w:rPr>
-        <w:t>/forehand clear/002.mp4</w:t>
+        <w:t>badminton_stroke_video/forehand clear/002.mp4</w:t>
       </w:r>
       <w:r>
         <w:rPr>
@@ -1868,7 +1559,7 @@
         <w:spacing w:line="300" w:lineRule="auto"/>
         <w:jc w:val="left"/>
         <w:rPr>
-          <w:rFonts w:ascii="宋体" w:hAnsi="宋体"/>
+          <w:rFonts w:ascii="宋体" w:hAnsi="宋体" w:hint="eastAsia"/>
           <w:sz w:val="24"/>
           <w:szCs w:val="32"/>
         </w:rPr>
@@ -1887,7 +1578,7 @@
         <w:spacing w:line="300" w:lineRule="auto"/>
         <w:jc w:val="left"/>
         <w:rPr>
-          <w:rFonts w:ascii="宋体" w:hAnsi="宋体"/>
+          <w:rFonts w:ascii="宋体" w:hAnsi="宋体" w:hint="eastAsia"/>
           <w:sz w:val="24"/>
           <w:szCs w:val="32"/>
         </w:rPr>
@@ -1912,13 +1603,75 @@
     <w:p>
       <w:pPr>
         <w:spacing w:line="300" w:lineRule="auto"/>
-        <w:jc w:val="left"/>
+        <w:jc w:val="center"/>
         <w:rPr>
           <w:rFonts w:ascii="宋体" w:hAnsi="宋体"/>
           <w:sz w:val="24"/>
           <w:szCs w:val="32"/>
         </w:rPr>
       </w:pPr>
+      <w:r>
+        <w:rPr>
+          <w:rFonts w:ascii="宋体" w:hAnsi="宋体"/>
+          <w:sz w:val="24"/>
+          <w:szCs w:val="32"/>
+        </w:rPr>
+        <w:lastRenderedPageBreak/>
+        <w:drawing>
+          <wp:inline distT="0" distB="0" distL="0" distR="0" wp14:anchorId="0BB32B76" wp14:editId="105AF8D7">
+            <wp:extent cx="4182533" cy="3136900"/>
+            <wp:effectExtent l="0" t="0" r="8890" b="6350"/>
+            <wp:docPr id="1129820949" name="图片 1"/>
+            <wp:cNvGraphicFramePr>
+              <a:graphicFrameLocks xmlns:a="http://schemas.openxmlformats.org/drawingml/2006/main" noChangeAspect="1"/>
+            </wp:cNvGraphicFramePr>
+            <a:graphic xmlns:a="http://schemas.openxmlformats.org/drawingml/2006/main">
+              <a:graphicData uri="http://schemas.openxmlformats.org/drawingml/2006/picture">
+                <pic:pic xmlns:pic="http://schemas.openxmlformats.org/drawingml/2006/picture">
+                  <pic:nvPicPr>
+                    <pic:cNvPr id="1129820949" name=""/>
+                    <pic:cNvPicPr/>
+                  </pic:nvPicPr>
+                  <pic:blipFill>
+                    <a:blip r:embed="rId9"/>
+                    <a:stretch>
+                      <a:fillRect/>
+                    </a:stretch>
+                  </pic:blipFill>
+                  <pic:spPr>
+                    <a:xfrm>
+                      <a:off x="0" y="0"/>
+                      <a:ext cx="4183986" cy="3137990"/>
+                    </a:xfrm>
+                    <a:prstGeom prst="rect">
+                      <a:avLst/>
+                    </a:prstGeom>
+                  </pic:spPr>
+                </pic:pic>
+              </a:graphicData>
+            </a:graphic>
+          </wp:inline>
+        </w:drawing>
+      </w:r>
+    </w:p>
+    <w:p>
+      <w:pPr>
+        <w:spacing w:line="300" w:lineRule="auto"/>
+        <w:jc w:val="center"/>
+        <w:rPr>
+          <w:rFonts w:ascii="宋体" w:hAnsi="宋体" w:hint="eastAsia"/>
+          <w:sz w:val="24"/>
+          <w:szCs w:val="32"/>
+        </w:rPr>
+      </w:pPr>
+      <w:r>
+        <w:rPr>
+          <w:rFonts w:ascii="宋体" w:hAnsi="宋体" w:hint="eastAsia"/>
+          <w:sz w:val="24"/>
+          <w:szCs w:val="32"/>
+        </w:rPr>
+        <w:t>混淆矩阵</w:t>
+      </w:r>
     </w:p>
     <w:p>
       <w:pPr>
@@ -1937,62 +1690,7 @@
           <w:sz w:val="24"/>
           <w:szCs w:val="32"/>
         </w:rPr>
-        <w:lastRenderedPageBreak/>
-        <w:t xml:space="preserve">在测试集（155 </w:t>
-      </w:r>
-      <w:proofErr w:type="gramStart"/>
-      <w:r>
-        <w:rPr>
-          <w:rFonts w:ascii="宋体" w:hAnsi="宋体" w:hint="eastAsia"/>
-          <w:sz w:val="24"/>
-          <w:szCs w:val="32"/>
-        </w:rPr>
-        <w:t>个</w:t>
-      </w:r>
-      <w:proofErr w:type="gramEnd"/>
-      <w:r>
-        <w:rPr>
-          <w:rFonts w:ascii="宋体" w:hAnsi="宋体" w:hint="eastAsia"/>
-          <w:sz w:val="24"/>
-          <w:szCs w:val="32"/>
-        </w:rPr>
-        <w:t>样本）上，模型的整体准确率为 41.94%，虽高于 6 类随机猜测（16.7%），但仍有较大提升空间。混淆矩阵显示，模型对正手挑球与正手网前球、正手</w:t>
-      </w:r>
-      <w:proofErr w:type="gramStart"/>
-      <w:r>
-        <w:rPr>
-          <w:rFonts w:ascii="宋体" w:hAnsi="宋体" w:hint="eastAsia"/>
-          <w:sz w:val="24"/>
-          <w:szCs w:val="32"/>
-        </w:rPr>
-        <w:t>高远球</w:t>
-      </w:r>
-      <w:proofErr w:type="gramEnd"/>
-      <w:r>
-        <w:rPr>
-          <w:rFonts w:ascii="宋体" w:hAnsi="宋体" w:hint="eastAsia"/>
-          <w:sz w:val="24"/>
-          <w:szCs w:val="32"/>
-        </w:rPr>
-        <w:t>与反手平抽等动作存在混淆，主要原因是左右手习惯未经镜像对齐，且部分动作的骨架轨迹在</w:t>
-      </w:r>
-      <w:proofErr w:type="gramStart"/>
-      <w:r>
-        <w:rPr>
-          <w:rFonts w:ascii="宋体" w:hAnsi="宋体" w:hint="eastAsia"/>
-          <w:sz w:val="24"/>
-          <w:szCs w:val="32"/>
-        </w:rPr>
-        <w:t>低帧率</w:t>
-      </w:r>
-      <w:proofErr w:type="gramEnd"/>
-      <w:r>
-        <w:rPr>
-          <w:rFonts w:ascii="宋体" w:hAnsi="宋体" w:hint="eastAsia"/>
-          <w:sz w:val="24"/>
-          <w:szCs w:val="32"/>
-        </w:rPr>
-        <w:t>下相似。</w:t>
+        <w:t>在测试集（155 个样本）上，模型的整体准确率为 41.94%，虽高于 6 类随机猜测（16.7%），但仍有较大提升空间。混淆矩阵显示，模型对正手挑球与正手网前球、正手高远球与反手平抽等动作存在混淆，主要原因是左右手习惯未经镜像对齐，且部分动作的骨架轨迹在低帧率下相似。</w:t>
       </w:r>
     </w:p>
     <w:p>
@@ -2012,43 +1710,7 @@
           <w:sz w:val="24"/>
           <w:szCs w:val="32"/>
         </w:rPr>
-        <w:t>单样本推理实验选取了一个真实类别为 forehand clear 的视频（</w:t>
-      </w:r>
-      <w:proofErr w:type="spellStart"/>
-      <w:r>
-        <w:rPr>
-          <w:rFonts w:ascii="宋体" w:hAnsi="宋体" w:hint="eastAsia"/>
-          <w:sz w:val="24"/>
-          <w:szCs w:val="32"/>
-        </w:rPr>
-        <w:t>badminton_stroke_video</w:t>
-      </w:r>
-      <w:proofErr w:type="spellEnd"/>
-      <w:r>
-        <w:rPr>
-          <w:rFonts w:ascii="宋体" w:hAnsi="宋体" w:hint="eastAsia"/>
-          <w:sz w:val="24"/>
-          <w:szCs w:val="32"/>
-        </w:rPr>
-        <w:t>/forehand clear/002.mp4）。模型成功预测为 forehand clear，置信度为 0.7255（72.55%），表明模型对该类别已经具备一定辨识能力，能够从骨架序列中提取出正手</w:t>
-      </w:r>
-      <w:proofErr w:type="gramStart"/>
-      <w:r>
-        <w:rPr>
-          <w:rFonts w:ascii="宋体" w:hAnsi="宋体" w:hint="eastAsia"/>
-          <w:sz w:val="24"/>
-          <w:szCs w:val="32"/>
-        </w:rPr>
-        <w:t>高远球</w:t>
-      </w:r>
-      <w:proofErr w:type="gramEnd"/>
-      <w:r>
-        <w:rPr>
-          <w:rFonts w:ascii="宋体" w:hAnsi="宋体" w:hint="eastAsia"/>
-          <w:sz w:val="24"/>
-          <w:szCs w:val="32"/>
-        </w:rPr>
-        <w:t>特有的挥拍轨迹和击球点高度等特征。然而，整体准确率偏低仍提示模型在泛化能力上存在不足，后续需要通过数据增强、镜像翻转、模型加深等手段进一步提升</w:t>
+        <w:t>单样本推理实验选取了一个真实类别为 forehand clear 的视频（badminton_stroke_video/forehand clear/002.mp4）。模型成功预测为 forehand clear，置信度为 0.7255（72.55%），表明模型对该类别已经具备一定辨识能力，能够从骨架序列中提取出正手高远球特有的挥拍轨迹和击球点高度等特征。然而，整体准确率偏低仍提示模型在泛化能力上存在不足，后续需要通过数据增强、镜像翻转、模型加深等手段进一步提升</w:t>
       </w:r>
       <w:r>
         <w:rPr>
@@ -2122,55 +1784,7 @@
           <w:rFonts w:ascii="宋体" w:hAnsi="宋体"/>
           <w:sz w:val="24"/>
         </w:rPr>
-        <w:t xml:space="preserve">本实验基于 </w:t>
-      </w:r>
-      <w:proofErr w:type="spellStart"/>
-      <w:r>
-        <w:rPr>
-          <w:rFonts w:ascii="宋体" w:hAnsi="宋体"/>
-          <w:sz w:val="24"/>
-        </w:rPr>
-        <w:t>MediaPipe</w:t>
-      </w:r>
-      <w:proofErr w:type="spellEnd"/>
-      <w:r>
-        <w:rPr>
-          <w:rFonts w:ascii="宋体" w:hAnsi="宋体"/>
-          <w:sz w:val="24"/>
-        </w:rPr>
-        <w:t xml:space="preserve"> Pose 提取羽毛球视频中的人体骨架序列，并通过轻量级 Transformer 编码器对 6 类击球动作进行分类。整个流程包括</w:t>
-      </w:r>
-      <w:proofErr w:type="gramStart"/>
-      <w:r>
-        <w:rPr>
-          <w:rFonts w:ascii="宋体" w:hAnsi="宋体"/>
-          <w:sz w:val="24"/>
-        </w:rPr>
-        <w:t>逐帧关键</w:t>
-      </w:r>
-      <w:proofErr w:type="gramEnd"/>
-      <w:r>
-        <w:rPr>
-          <w:rFonts w:ascii="宋体" w:hAnsi="宋体"/>
-          <w:sz w:val="24"/>
-        </w:rPr>
-        <w:t xml:space="preserve">点提取（33个关键点的 x、y、z、visibility 展平为 132 维）、固定帧数重采样（30 帧）、姿态归一化（髋部中心平移与肩宽缩放），以及模型训练与测试。实验结果表明，模型在测试集上的准确率约为 42%，高于随机猜测，但仍存在明显不足；单样本推理中，模型能够正确识别 `forehand clear` 样本（置信度 0.7255），但对其他类别（如反手平抽）存在误判。低准确率的主要原因是训练数据量较小（仅 616 </w:t>
-      </w:r>
-      <w:proofErr w:type="gramStart"/>
-      <w:r>
-        <w:rPr>
-          <w:rFonts w:ascii="宋体" w:hAnsi="宋体"/>
-          <w:sz w:val="24"/>
-        </w:rPr>
-        <w:t>个</w:t>
-      </w:r>
-      <w:proofErr w:type="gramEnd"/>
-      <w:r>
-        <w:rPr>
-          <w:rFonts w:ascii="宋体" w:hAnsi="宋体"/>
-          <w:sz w:val="24"/>
-        </w:rPr>
-        <w:t>视频）、缺乏数据增强、左右手习惯未做镜像对齐，以及 Transformer 模型容量与数据不匹配导致的过拟合。本实验完整实现了从视频到骨架再到 Transformer 分类的端到端流程，验证了该方法的可行性，并为后续通过数据扩充、镜像增强、模型加深等改进提供了明确方向</w:t>
+        <w:t>本实验基于 MediaPipe Pose 提取羽毛球视频中的人体骨架序列，并通过轻量级 Transformer 编码器对 6 类击球动作进行分类。整个流程包括逐帧关键点提取（33个关键点的 x、y、z、visibility 展平为 132 维）、固定帧数重采样（30 帧）、姿态归一化（髋部中心平移与肩宽缩放），以及模型训练与测试。实验结果表明，模型在测试集上的准确率约为 42%，高于随机猜测，但仍存在明显不足；单样本推理中，模型能够正确识别 `forehand clear` 样本（置信度 0.7255），但对其他类别（如反手平抽）存在误判。低准确率的主要原因是训练数据量较小（仅 616 个视频）、缺乏数据增强、左右手习惯未做镜像对齐，以及 Transformer 模型容量与数据不匹配导致的过拟合。本实验完整实现了从视频到骨架再到 Transformer 分类的端到端流程，验证了该方法的可行性，并为后续通过数据扩充、镜像增强、模型加深等改进提供了明确方向</w:t>
       </w:r>
       <w:r>
         <w:rPr>
